--- a/docs/superpowers/specs/2026-10-24-jilin-beginner-ski-content-draft.docx
+++ b/docs/superpowers/specs/2026-10-24-jilin-beginner-ski-content-draft.docx
@@ -1412,7 +1412,6 @@
             <w:insideH w:val="none" w:color="auto" w:sz="0" w:space="0"/>
             <w:insideV w:val="none" w:color="auto" w:sz="0" w:space="0"/>
           </w:tblBorders>
-          <w:shd w:val="clear"/>
           <w:tblCellMar>
             <w:top w:w="15" w:type="dxa"/>
             <w:left w:w="15" w:type="dxa"/>
@@ -1745,6 +1744,7 @@
             <w:insideH w:val="none" w:color="auto" w:sz="0" w:space="0"/>
             <w:insideV w:val="none" w:color="auto" w:sz="0" w:space="0"/>
           </w:tblBorders>
+          <w:shd w:val="clear"/>
           <w:tblCellMar>
             <w:top w:w="15" w:type="dxa"/>
             <w:left w:w="15" w:type="dxa"/>
@@ -1855,6 +1855,7 @@
             <w:insideH w:val="none" w:color="auto" w:sz="0" w:space="0"/>
             <w:insideV w:val="none" w:color="auto" w:sz="0" w:space="0"/>
           </w:tblBorders>
+          <w:shd w:val="clear"/>
           <w:tblCellMar>
             <w:top w:w="15" w:type="dxa"/>
             <w:left w:w="15" w:type="dxa"/>
@@ -2129,7 +2130,6 @@
             <w:insideH w:val="none" w:color="auto" w:sz="0" w:space="0"/>
             <w:insideV w:val="none" w:color="auto" w:sz="0" w:space="0"/>
           </w:tblBorders>
-          <w:shd w:val="clear"/>
           <w:tblCellMar>
             <w:top w:w="15" w:type="dxa"/>
             <w:left w:w="15" w:type="dxa"/>
@@ -2461,6 +2461,7 @@
             <w:insideH w:val="none" w:color="auto" w:sz="0" w:space="0"/>
             <w:insideV w:val="none" w:color="auto" w:sz="0" w:space="0"/>
           </w:tblBorders>
+          <w:shd w:val="clear"/>
           <w:tblCellMar>
             <w:top w:w="15" w:type="dxa"/>
             <w:left w:w="15" w:type="dxa"/>
@@ -2682,6 +2683,7 @@
             <w:insideH w:val="none" w:color="auto" w:sz="0" w:space="0"/>
             <w:insideV w:val="none" w:color="auto" w:sz="0" w:space="0"/>
           </w:tblBorders>
+          <w:shd w:val="clear"/>
           <w:tblCellMar>
             <w:top w:w="15" w:type="dxa"/>
             <w:left w:w="15" w:type="dxa"/>
@@ -2903,6 +2905,7 @@
             <w:insideH w:val="none" w:color="auto" w:sz="0" w:space="0"/>
             <w:insideV w:val="none" w:color="auto" w:sz="0" w:space="0"/>
           </w:tblBorders>
+          <w:shd w:val="clear"/>
           <w:tblCellMar>
             <w:top w:w="15" w:type="dxa"/>
             <w:left w:w="15" w:type="dxa"/>
@@ -3288,6 +3291,7 @@
             <w:insideH w:val="none" w:color="auto" w:sz="0" w:space="0"/>
             <w:insideV w:val="none" w:color="auto" w:sz="0" w:space="0"/>
           </w:tblBorders>
+          <w:shd w:val="clear"/>
           <w:tblCellMar>
             <w:top w:w="15" w:type="dxa"/>
             <w:left w:w="15" w:type="dxa"/>
@@ -3398,6 +3402,7 @@
             <w:insideH w:val="none" w:color="auto" w:sz="0" w:space="0"/>
             <w:insideV w:val="none" w:color="auto" w:sz="0" w:space="0"/>
           </w:tblBorders>
+          <w:shd w:val="clear"/>
           <w:tblCellMar>
             <w:top w:w="15" w:type="dxa"/>
             <w:left w:w="15" w:type="dxa"/>
@@ -3730,7 +3735,6 @@
             <w:insideH w:val="none" w:color="auto" w:sz="0" w:space="0"/>
             <w:insideV w:val="none" w:color="auto" w:sz="0" w:space="0"/>
           </w:tblBorders>
-          <w:shd w:val="clear"/>
           <w:tblCellMar>
             <w:top w:w="15" w:type="dxa"/>
             <w:left w:w="15" w:type="dxa"/>
@@ -3951,6 +3955,7 @@
             <w:insideH w:val="none" w:color="auto" w:sz="0" w:space="0"/>
             <w:insideV w:val="none" w:color="auto" w:sz="0" w:space="0"/>
           </w:tblBorders>
+          <w:shd w:val="clear"/>
           <w:tblCellMar>
             <w:top w:w="15" w:type="dxa"/>
             <w:left w:w="15" w:type="dxa"/>
@@ -5155,7 +5160,6 @@
             <w:insideH w:val="none" w:color="auto" w:sz="0" w:space="0"/>
             <w:insideV w:val="none" w:color="auto" w:sz="0" w:space="0"/>
           </w:tblBorders>
-          <w:shd w:val="clear"/>
           <w:tblCellMar>
             <w:top w:w="15" w:type="dxa"/>
             <w:left w:w="15" w:type="dxa"/>
@@ -5277,7 +5281,6 @@
             <w:insideH w:val="none" w:color="auto" w:sz="0" w:space="0"/>
             <w:insideV w:val="none" w:color="auto" w:sz="0" w:space="0"/>
           </w:tblBorders>
-          <w:shd w:val="clear"/>
           <w:tblCellMar>
             <w:top w:w="15" w:type="dxa"/>
             <w:left w:w="15" w:type="dxa"/>
@@ -5388,7 +5391,6 @@
             <w:insideH w:val="none" w:color="auto" w:sz="0" w:space="0"/>
             <w:insideV w:val="none" w:color="auto" w:sz="0" w:space="0"/>
           </w:tblBorders>
-          <w:shd w:val="clear"/>
           <w:tblCellMar>
             <w:top w:w="15" w:type="dxa"/>
             <w:left w:w="15" w:type="dxa"/>
@@ -5499,7 +5501,6 @@
             <w:insideH w:val="none" w:color="auto" w:sz="0" w:space="0"/>
             <w:insideV w:val="none" w:color="auto" w:sz="0" w:space="0"/>
           </w:tblBorders>
-          <w:shd w:val="clear"/>
           <w:tblCellMar>
             <w:top w:w="15" w:type="dxa"/>
             <w:left w:w="15" w:type="dxa"/>
@@ -5721,7 +5722,6 @@
             <w:insideH w:val="none" w:color="auto" w:sz="0" w:space="0"/>
             <w:insideV w:val="none" w:color="auto" w:sz="0" w:space="0"/>
           </w:tblBorders>
-          <w:shd w:val="clear"/>
           <w:tblCellMar>
             <w:top w:w="15" w:type="dxa"/>
             <w:left w:w="15" w:type="dxa"/>
@@ -5832,7 +5832,6 @@
             <w:insideH w:val="none" w:color="auto" w:sz="0" w:space="0"/>
             <w:insideV w:val="none" w:color="auto" w:sz="0" w:space="0"/>
           </w:tblBorders>
-          <w:shd w:val="clear"/>
           <w:tblCellMar>
             <w:top w:w="15" w:type="dxa"/>
             <w:left w:w="15" w:type="dxa"/>
@@ -5943,7 +5942,6 @@
             <w:insideH w:val="none" w:color="auto" w:sz="0" w:space="0"/>
             <w:insideV w:val="none" w:color="auto" w:sz="0" w:space="0"/>
           </w:tblBorders>
-          <w:shd w:val="clear"/>
           <w:tblCellMar>
             <w:top w:w="15" w:type="dxa"/>
             <w:left w:w="15" w:type="dxa"/>
@@ -6054,7 +6052,6 @@
             <w:insideH w:val="none" w:color="auto" w:sz="0" w:space="0"/>
             <w:insideV w:val="none" w:color="auto" w:sz="0" w:space="0"/>
           </w:tblBorders>
-          <w:shd w:val="clear"/>
           <w:tblCellMar>
             <w:top w:w="15" w:type="dxa"/>
             <w:left w:w="15" w:type="dxa"/>
@@ -7483,175 +7480,172 @@
         <w:widowControl/>
         <w:suppressLineNumbers w:val="0"/>
         <w:spacing w:line="24" w:lineRule="atLeast"/>
-      </w:pPr>
-      <w:r>
-        <w:rPr>
-          <w:rFonts w:hint="eastAsia" w:ascii="微软雅黑" w:hAnsi="微软雅黑" w:eastAsia="微软雅黑" w:cs="微软雅黑"/>
-          <w:color w:val="222222"/>
-          <w:sz w:val="22"/>
-          <w:szCs w:val="22"/>
-        </w:rPr>
-        <w:t>通用必填：</w:t>
-      </w:r>
-      <w:r>
-        <w:rPr>
-          <w:rStyle w:val="15"/>
-          <w:color w:val="222222"/>
-        </w:rPr>
-        <w:t>category = 滑雪</w:t>
-      </w:r>
-      <w:r>
-        <w:rPr>
-          <w:rFonts w:hint="eastAsia" w:ascii="微软雅黑" w:hAnsi="微软雅黑" w:eastAsia="微软雅黑" w:cs="微软雅黑"/>
-          <w:color w:val="222222"/>
-          <w:sz w:val="22"/>
-          <w:szCs w:val="22"/>
-        </w:rPr>
-        <w:t>、</w:t>
-      </w:r>
-      <w:r>
-        <w:rPr>
-          <w:rStyle w:val="15"/>
-          <w:color w:val="222222"/>
-        </w:rPr>
-        <w:t>authorName</w:t>
-      </w:r>
-      <w:r>
-        <w:rPr>
-          <w:rFonts w:hint="eastAsia" w:ascii="微软雅黑" w:hAnsi="微软雅黑" w:eastAsia="微软雅黑" w:cs="微软雅黑"/>
-          <w:color w:val="222222"/>
-          <w:sz w:val="22"/>
-          <w:szCs w:val="22"/>
+        <w:ind w:left="720" w:right="720"/>
+      </w:pPr>
+      <w:r>
+        <w:rPr>
+          <w:rStyle w:val="12"/>
+          <w:rFonts w:hint="eastAsia" w:ascii="宋体" w:hAnsi="宋体" w:eastAsia="宋体" w:cs="宋体"/>
+          <w:color w:val="555555"/>
+          <w:sz w:val="24"/>
+          <w:szCs w:val="24"/>
+          <w:bdr w:val="none" w:color="auto" w:sz="0" w:space="0"/>
+        </w:rPr>
+        <w:t>发布硬门槛</w:t>
+      </w:r>
+      <w:r>
+        <w:rPr>
+          <w:rFonts w:hint="eastAsia" w:ascii="宋体" w:hAnsi="宋体" w:eastAsia="宋体" w:cs="宋体"/>
+          <w:color w:val="555555"/>
+          <w:sz w:val="24"/>
+          <w:szCs w:val="24"/>
+          <w:bdr w:val="none" w:color="auto" w:sz="0" w:space="0"/>
+        </w:rPr>
+        <w:t>：</w:t>
+      </w:r>
+      <w:r>
+        <w:rPr>
+          <w:rStyle w:val="15"/>
+          <w:color w:val="555555"/>
+          <w:bdr w:val="none" w:color="auto" w:sz="0" w:space="0"/>
+        </w:rPr>
+        <w:t>geo-article</w:t>
+      </w:r>
+      <w:r>
+        <w:rPr>
+          <w:rFonts w:hint="eastAsia" w:ascii="宋体" w:hAnsi="宋体" w:eastAsia="宋体" w:cs="宋体"/>
+          <w:color w:val="555555"/>
+          <w:sz w:val="24"/>
+          <w:szCs w:val="24"/>
+          <w:bdr w:val="none" w:color="auto" w:sz="0" w:space="0"/>
+        </w:rPr>
+        <w:t xml:space="preserve"> 改为 </w:t>
+      </w:r>
+      <w:r>
+        <w:rPr>
+          <w:rStyle w:val="15"/>
+          <w:color w:val="555555"/>
+          <w:bdr w:val="none" w:color="auto" w:sz="0" w:space="0"/>
+        </w:rPr>
+        <w:t>status = published</w:t>
+      </w:r>
+      <w:r>
+        <w:rPr>
+          <w:rFonts w:hint="eastAsia" w:ascii="宋体" w:hAnsi="宋体" w:eastAsia="宋体" w:cs="宋体"/>
+          <w:color w:val="555555"/>
+          <w:sz w:val="24"/>
+          <w:szCs w:val="24"/>
+          <w:bdr w:val="none" w:color="auto" w:sz="0" w:space="0"/>
+        </w:rPr>
+        <w:t xml:space="preserve"> 时会强制校验，不达标直接报 </w:t>
+      </w:r>
+      <w:r>
+        <w:rPr>
+          <w:rStyle w:val="15"/>
+          <w:color w:val="555555"/>
+          <w:bdr w:val="none" w:color="auto" w:sz="0" w:space="0"/>
+        </w:rPr>
+        <w:t>GEO_AUDIT_FAIL</w:t>
+      </w:r>
+      <w:r>
+        <w:rPr>
+          <w:rFonts w:hint="eastAsia" w:ascii="宋体" w:hAnsi="宋体" w:eastAsia="宋体" w:cs="宋体"/>
+          <w:color w:val="555555"/>
+          <w:sz w:val="24"/>
+          <w:szCs w:val="24"/>
+          <w:bdr w:val="none" w:color="auto" w:sz="0" w:space="0"/>
+        </w:rPr>
+        <w:t xml:space="preserve"> 发不出去。 每篇必须齐全：地域词标题、</w:t>
+      </w:r>
+      <w:r>
+        <w:rPr>
+          <w:rStyle w:val="15"/>
+          <w:color w:val="555555"/>
+          <w:bdr w:val="none" w:color="auto" w:sz="0" w:space="0"/>
+        </w:rPr>
+        <w:t>summaryPoints</w:t>
+      </w:r>
+      <w:r>
+        <w:rPr>
+          <w:rFonts w:hint="eastAsia" w:ascii="宋体" w:hAnsi="宋体" w:eastAsia="宋体" w:cs="宋体"/>
+          <w:color w:val="555555"/>
+          <w:sz w:val="24"/>
+          <w:szCs w:val="24"/>
+          <w:bdr w:val="none" w:color="auto" w:sz="0" w:space="0"/>
         </w:rPr>
         <w:t xml:space="preserve"> / </w:t>
       </w:r>
       <w:r>
         <w:rPr>
           <w:rStyle w:val="15"/>
-          <w:color w:val="222222"/>
-        </w:rPr>
-        <w:t>authorBio</w:t>
-      </w:r>
-      <w:r>
-        <w:rPr>
-          <w:rFonts w:hint="eastAsia" w:ascii="微软雅黑" w:hAnsi="微软雅黑" w:eastAsia="微软雅黑" w:cs="微软雅黑"/>
-          <w:color w:val="222222"/>
-          <w:sz w:val="22"/>
-          <w:szCs w:val="22"/>
-        </w:rPr>
-        <w:t>、</w:t>
-      </w:r>
-      <w:r>
-        <w:rPr>
-          <w:rStyle w:val="15"/>
-          <w:color w:val="222222"/>
-        </w:rPr>
-        <w:t>sourceName</w:t>
-      </w:r>
-      <w:r>
-        <w:rPr>
-          <w:rFonts w:hint="eastAsia" w:ascii="微软雅黑" w:hAnsi="微软雅黑" w:eastAsia="微软雅黑" w:cs="微软雅黑"/>
-          <w:color w:val="222222"/>
-          <w:sz w:val="22"/>
-          <w:szCs w:val="22"/>
+          <w:color w:val="555555"/>
+          <w:bdr w:val="none" w:color="auto" w:sz="0" w:space="0"/>
+        </w:rPr>
+        <w:t>localTips</w:t>
+      </w:r>
+      <w:r>
+        <w:rPr>
+          <w:rFonts w:hint="eastAsia" w:ascii="宋体" w:hAnsi="宋体" w:eastAsia="宋体" w:cs="宋体"/>
+          <w:color w:val="555555"/>
+          <w:sz w:val="24"/>
+          <w:szCs w:val="24"/>
+          <w:bdr w:val="none" w:color="auto" w:sz="0" w:space="0"/>
         </w:rPr>
         <w:t xml:space="preserve"> / </w:t>
       </w:r>
       <w:r>
         <w:rPr>
           <w:rStyle w:val="15"/>
-          <w:color w:val="222222"/>
-        </w:rPr>
-        <w:t>sourceUrl</w:t>
-      </w:r>
-      <w:r>
-        <w:rPr>
-          <w:rFonts w:hint="eastAsia" w:ascii="微软雅黑" w:hAnsi="微软雅黑" w:eastAsia="微软雅黑" w:cs="微软雅黑"/>
-          <w:color w:val="222222"/>
-          <w:sz w:val="22"/>
-          <w:szCs w:val="22"/>
-        </w:rPr>
-        <w:t xml:space="preserve">、 </w:t>
-      </w:r>
-      <w:r>
-        <w:rPr>
-          <w:rStyle w:val="15"/>
-          <w:color w:val="222222"/>
-        </w:rPr>
-        <w:t>truthBasis</w:t>
-      </w:r>
-      <w:r>
-        <w:rPr>
-          <w:rFonts w:hint="eastAsia" w:ascii="微软雅黑" w:hAnsi="微软雅黑" w:eastAsia="微软雅黑" w:cs="微软雅黑"/>
-          <w:color w:val="222222"/>
-          <w:sz w:val="22"/>
-          <w:szCs w:val="22"/>
-        </w:rPr>
-        <w:t>、</w:t>
-      </w:r>
-      <w:r>
-        <w:rPr>
-          <w:rStyle w:val="15"/>
-          <w:color w:val="222222"/>
-        </w:rPr>
-        <w:t>internalLinks</w:t>
-      </w:r>
-      <w:r>
-        <w:rPr>
-          <w:rFonts w:hint="eastAsia" w:ascii="微软雅黑" w:hAnsi="微软雅黑" w:eastAsia="微软雅黑" w:cs="微软雅黑"/>
-          <w:color w:val="222222"/>
-          <w:sz w:val="22"/>
-          <w:szCs w:val="22"/>
-        </w:rPr>
-        <w:t>、</w:t>
-      </w:r>
-      <w:r>
-        <w:rPr>
-          <w:rStyle w:val="15"/>
-          <w:color w:val="222222"/>
-        </w:rPr>
-        <w:t>ctaType</w:t>
-      </w:r>
-      <w:r>
-        <w:rPr>
-          <w:rFonts w:hint="eastAsia" w:ascii="微软雅黑" w:hAnsi="微软雅黑" w:eastAsia="微软雅黑" w:cs="微软雅黑"/>
-          <w:color w:val="222222"/>
-          <w:sz w:val="22"/>
-          <w:szCs w:val="22"/>
-        </w:rPr>
-        <w:t>、</w:t>
-      </w:r>
-      <w:r>
-        <w:rPr>
-          <w:rStyle w:val="15"/>
-          <w:color w:val="222222"/>
-        </w:rPr>
-        <w:t>leadFormEnabled = true</w:t>
-      </w:r>
-      <w:r>
-        <w:rPr>
-          <w:rFonts w:hint="eastAsia" w:ascii="微软雅黑" w:hAnsi="微软雅黑" w:eastAsia="微软雅黑" w:cs="微软雅黑"/>
-          <w:color w:val="222222"/>
-          <w:sz w:val="22"/>
-          <w:szCs w:val="22"/>
-        </w:rPr>
-        <w:t>、</w:t>
-      </w:r>
-      <w:r>
-        <w:rPr>
-          <w:rStyle w:val="15"/>
-          <w:color w:val="222222"/>
-        </w:rPr>
-        <w:t>metaDescription</w:t>
-      </w:r>
-      <w:r>
-        <w:rPr>
-          <w:rFonts w:hint="eastAsia" w:ascii="微软雅黑" w:hAnsi="微软雅黑" w:eastAsia="微软雅黑" w:cs="微软雅黑"/>
-          <w:color w:val="222222"/>
-          <w:sz w:val="22"/>
-          <w:szCs w:val="22"/>
-        </w:rPr>
-        <w:t>（含本地场景词）。</w:t>
+          <w:color w:val="555555"/>
+          <w:bdr w:val="none" w:color="auto" w:sz="0" w:space="0"/>
+        </w:rPr>
+        <w:t>infoBoundary</w:t>
+      </w:r>
+      <w:r>
+        <w:rPr>
+          <w:rFonts w:hint="eastAsia" w:ascii="宋体" w:hAnsi="宋体" w:eastAsia="宋体" w:cs="宋体"/>
+          <w:color w:val="555555"/>
+          <w:sz w:val="24"/>
+          <w:szCs w:val="24"/>
+          <w:bdr w:val="none" w:color="auto" w:sz="0" w:space="0"/>
+        </w:rPr>
+        <w:t xml:space="preserve"> 三模块、信源、真值声明、 知识实体、作者、匹配的 </w:t>
+      </w:r>
+      <w:r>
+        <w:rPr>
+          <w:rStyle w:val="15"/>
+          <w:color w:val="555555"/>
+          <w:bdr w:val="none" w:color="auto" w:sz="0" w:space="0"/>
+        </w:rPr>
+        <w:t>jsonLdType</w:t>
+      </w:r>
+      <w:r>
+        <w:rPr>
+          <w:rFonts w:hint="eastAsia" w:ascii="宋体" w:hAnsi="宋体" w:eastAsia="宋体" w:cs="宋体"/>
+          <w:color w:val="555555"/>
+          <w:sz w:val="24"/>
+          <w:szCs w:val="24"/>
+          <w:bdr w:val="none" w:color="auto" w:sz="0" w:space="0"/>
+        </w:rPr>
+        <w:t xml:space="preserve">、非 none 的 </w:t>
+      </w:r>
+      <w:r>
+        <w:rPr>
+          <w:rStyle w:val="15"/>
+          <w:color w:val="555555"/>
+          <w:bdr w:val="none" w:color="auto" w:sz="0" w:space="0"/>
+        </w:rPr>
+        <w:t>riskType</w:t>
+      </w:r>
+      <w:r>
+        <w:rPr>
+          <w:rFonts w:hint="eastAsia" w:ascii="宋体" w:hAnsi="宋体" w:eastAsia="宋体" w:cs="宋体"/>
+          <w:color w:val="555555"/>
+          <w:sz w:val="24"/>
+          <w:szCs w:val="24"/>
+          <w:bdr w:val="none" w:color="auto" w:sz="0" w:space="0"/>
+        </w:rPr>
+        <w:t>、审核四勾 + 审核人 + 审核日期。 物料准备与完整规则见设计文档第 15 节。</w:t>
       </w:r>
     </w:p>
     <w:p>
@@ -7667,6 +7661,419 @@
         <w:rPr>
           <w:color w:val="222222"/>
         </w:rPr>
+        <w:t>4.0 每篇通用字段（复制这段，再填各自差异）</w:t>
+      </w:r>
+    </w:p>
+    <w:p>
+      <w:pPr>
+        <w:pStyle w:val="8"/>
+        <w:keepNext w:val="0"/>
+        <w:keepLines w:val="0"/>
+        <w:widowControl/>
+        <w:suppressLineNumbers w:val="0"/>
+        <w:spacing w:line="24" w:lineRule="atLeast"/>
+        <w:rPr>
+          <w:rStyle w:val="15"/>
+          <w:color w:val="222222"/>
+        </w:rPr>
+      </w:pPr>
+      <w:r>
+        <w:rPr>
+          <w:rStyle w:val="15"/>
+          <w:color w:val="222222"/>
+        </w:rPr>
+        <w:t>category          = 滑雪</w:t>
+      </w:r>
+    </w:p>
+    <w:p>
+      <w:pPr>
+        <w:pStyle w:val="8"/>
+        <w:keepNext w:val="0"/>
+        <w:keepLines w:val="0"/>
+        <w:widowControl/>
+        <w:suppressLineNumbers w:val="0"/>
+        <w:spacing w:line="24" w:lineRule="atLeast"/>
+        <w:rPr>
+          <w:rStyle w:val="15"/>
+          <w:color w:val="222222"/>
+        </w:rPr>
+      </w:pPr>
+      <w:r>
+        <w:rPr>
+          <w:rStyle w:val="15"/>
+          <w:color w:val="222222"/>
+        </w:rPr>
+        <w:t>status            = draft            # 齐了再改 published</w:t>
+      </w:r>
+    </w:p>
+    <w:p>
+      <w:pPr>
+        <w:pStyle w:val="8"/>
+        <w:keepNext w:val="0"/>
+        <w:keepLines w:val="0"/>
+        <w:widowControl/>
+        <w:suppressLineNumbers w:val="0"/>
+        <w:spacing w:line="24" w:lineRule="atLeast"/>
+        <w:rPr>
+          <w:rStyle w:val="15"/>
+          <w:color w:val="222222"/>
+        </w:rPr>
+      </w:pPr>
+      <w:r>
+        <w:rPr>
+          <w:rStyle w:val="15"/>
+          <w:color w:val="222222"/>
+        </w:rPr>
+        <w:t>authorName        = （教练姓名）</w:t>
+      </w:r>
+    </w:p>
+    <w:p>
+      <w:pPr>
+        <w:pStyle w:val="8"/>
+        <w:keepNext w:val="0"/>
+        <w:keepLines w:val="0"/>
+        <w:widowControl/>
+        <w:suppressLineNumbers w:val="0"/>
+        <w:spacing w:line="24" w:lineRule="atLeast"/>
+        <w:rPr>
+          <w:rStyle w:val="15"/>
+          <w:color w:val="222222"/>
+        </w:rPr>
+      </w:pPr>
+      <w:r>
+        <w:rPr>
+          <w:rStyle w:val="15"/>
+          <w:color w:val="222222"/>
+        </w:rPr>
+        <w:t>authorBio         = （持证情况 + 从业年限 + 擅长零基础/儿童）</w:t>
+      </w:r>
+    </w:p>
+    <w:p>
+      <w:pPr>
+        <w:pStyle w:val="8"/>
+        <w:keepNext w:val="0"/>
+        <w:keepLines w:val="0"/>
+        <w:widowControl/>
+        <w:suppressLineNumbers w:val="0"/>
+        <w:spacing w:line="24" w:lineRule="atLeast"/>
+        <w:rPr>
+          <w:rStyle w:val="15"/>
+          <w:color w:val="222222"/>
+        </w:rPr>
+      </w:pPr>
+      <w:r>
+        <w:rPr>
+          <w:rStyle w:val="15"/>
+          <w:color w:val="222222"/>
+        </w:rPr>
+        <w:t>sourceName        = （权威来源名称）</w:t>
+      </w:r>
+    </w:p>
+    <w:p>
+      <w:pPr>
+        <w:pStyle w:val="8"/>
+        <w:keepNext w:val="0"/>
+        <w:keepLines w:val="0"/>
+        <w:widowControl/>
+        <w:suppressLineNumbers w:val="0"/>
+        <w:spacing w:line="24" w:lineRule="atLeast"/>
+        <w:rPr>
+          <w:rStyle w:val="15"/>
+          <w:color w:val="222222"/>
+        </w:rPr>
+      </w:pPr>
+      <w:r>
+        <w:rPr>
+          <w:rStyle w:val="15"/>
+          <w:color w:val="222222"/>
+        </w:rPr>
+        <w:t>sourceUrl         = （公开链接）</w:t>
+      </w:r>
+    </w:p>
+    <w:p>
+      <w:pPr>
+        <w:pStyle w:val="8"/>
+        <w:keepNext w:val="0"/>
+        <w:keepLines w:val="0"/>
+        <w:widowControl/>
+        <w:suppressLineNumbers w:val="0"/>
+        <w:spacing w:line="24" w:lineRule="atLeast"/>
+        <w:rPr>
+          <w:rStyle w:val="15"/>
+          <w:color w:val="222222"/>
+        </w:rPr>
+      </w:pPr>
+      <w:r>
+        <w:rPr>
+          <w:rStyle w:val="15"/>
+          <w:color w:val="222222"/>
+        </w:rPr>
+        <w:t>sourcePublishedAt = （发布时间）</w:t>
+      </w:r>
+    </w:p>
+    <w:p>
+      <w:pPr>
+        <w:pStyle w:val="8"/>
+        <w:keepNext w:val="0"/>
+        <w:keepLines w:val="0"/>
+        <w:widowControl/>
+        <w:suppressLineNumbers w:val="0"/>
+        <w:spacing w:line="24" w:lineRule="atLeast"/>
+        <w:rPr>
+          <w:rStyle w:val="15"/>
+          <w:color w:val="222222"/>
+        </w:rPr>
+      </w:pPr>
+      <w:r>
+        <w:rPr>
+          <w:rStyle w:val="15"/>
+          <w:color w:val="222222"/>
+        </w:rPr>
+        <w:t>riskType          = finance-insurance</w:t>
+      </w:r>
+    </w:p>
+    <w:p>
+      <w:pPr>
+        <w:pStyle w:val="8"/>
+        <w:keepNext w:val="0"/>
+        <w:keepLines w:val="0"/>
+        <w:widowControl/>
+        <w:suppressLineNumbers w:val="0"/>
+        <w:spacing w:line="24" w:lineRule="atLeast"/>
+        <w:rPr>
+          <w:rStyle w:val="15"/>
+          <w:color w:val="222222"/>
+        </w:rPr>
+      </w:pPr>
+      <w:r>
+        <w:rPr>
+          <w:rStyle w:val="15"/>
+          <w:color w:val="222222"/>
+        </w:rPr>
+        <w:t>riskDisclaimer    = 本文所述保险为意外险，保障范围以保单条款为准；教学服务以签署的服务协议为准。</w:t>
+      </w:r>
+    </w:p>
+    <w:p>
+      <w:pPr>
+        <w:pStyle w:val="8"/>
+        <w:keepNext w:val="0"/>
+        <w:keepLines w:val="0"/>
+        <w:widowControl/>
+        <w:suppressLineNumbers w:val="0"/>
+        <w:spacing w:line="24" w:lineRule="atLeast"/>
+        <w:rPr>
+          <w:rStyle w:val="15"/>
+          <w:color w:val="222222"/>
+        </w:rPr>
+      </w:pPr>
+      <w:r>
+        <w:rPr>
+          <w:rStyle w:val="15"/>
+          <w:color w:val="222222"/>
+        </w:rPr>
+        <w:t>reviewChecks      = {eaat: true, tech: true, compliance: true, business: true}</w:t>
+      </w:r>
+    </w:p>
+    <w:p>
+      <w:pPr>
+        <w:pStyle w:val="8"/>
+        <w:keepNext w:val="0"/>
+        <w:keepLines w:val="0"/>
+        <w:widowControl/>
+        <w:suppressLineNumbers w:val="0"/>
+        <w:spacing w:line="24" w:lineRule="atLeast"/>
+        <w:rPr>
+          <w:rStyle w:val="15"/>
+          <w:color w:val="222222"/>
+        </w:rPr>
+      </w:pPr>
+      <w:r>
+        <w:rPr>
+          <w:rStyle w:val="15"/>
+          <w:color w:val="222222"/>
+        </w:rPr>
+        <w:t>reviewerName      = （审核人）</w:t>
+      </w:r>
+    </w:p>
+    <w:p>
+      <w:pPr>
+        <w:pStyle w:val="8"/>
+        <w:keepNext w:val="0"/>
+        <w:keepLines w:val="0"/>
+        <w:widowControl/>
+        <w:suppressLineNumbers w:val="0"/>
+        <w:spacing w:line="24" w:lineRule="atLeast"/>
+        <w:rPr>
+          <w:rStyle w:val="15"/>
+          <w:color w:val="222222"/>
+        </w:rPr>
+      </w:pPr>
+      <w:r>
+        <w:rPr>
+          <w:rStyle w:val="15"/>
+          <w:color w:val="222222"/>
+        </w:rPr>
+        <w:t>reviewedAt        = （审核日期）</w:t>
+      </w:r>
+    </w:p>
+    <w:p>
+      <w:pPr>
+        <w:pStyle w:val="8"/>
+        <w:keepNext w:val="0"/>
+        <w:keepLines w:val="0"/>
+        <w:widowControl/>
+        <w:suppressLineNumbers w:val="0"/>
+        <w:spacing w:line="24" w:lineRule="atLeast"/>
+        <w:rPr>
+          <w:rStyle w:val="15"/>
+          <w:color w:val="222222"/>
+        </w:rPr>
+      </w:pPr>
+      <w:r>
+        <w:rPr>
+          <w:rStyle w:val="15"/>
+          <w:color w:val="222222"/>
+        </w:rPr>
+        <w:t>metaDescription   = （必须含「吉林」本地场景词）</w:t>
+      </w:r>
+    </w:p>
+    <w:p>
+      <w:pPr>
+        <w:pStyle w:val="8"/>
+        <w:keepNext w:val="0"/>
+        <w:keepLines w:val="0"/>
+        <w:widowControl/>
+        <w:suppressLineNumbers w:val="0"/>
+        <w:spacing w:line="24" w:lineRule="atLeast"/>
+      </w:pPr>
+      <w:r>
+        <w:rPr>
+          <w:rStyle w:val="15"/>
+          <w:color w:val="222222"/>
+        </w:rPr>
+        <w:t>leadFormEnabled   = true</w:t>
+      </w:r>
+    </w:p>
+    <w:p>
+      <w:pPr>
+        <w:pStyle w:val="9"/>
+        <w:keepNext w:val="0"/>
+        <w:keepLines w:val="0"/>
+        <w:widowControl/>
+        <w:suppressLineNumbers w:val="0"/>
+        <w:spacing w:line="24" w:lineRule="atLeast"/>
+        <w:ind w:left="720" w:right="720"/>
+      </w:pPr>
+      <w:r>
+        <w:rPr>
+          <w:rStyle w:val="12"/>
+          <w:rFonts w:hint="eastAsia" w:ascii="宋体" w:hAnsi="宋体" w:eastAsia="宋体" w:cs="宋体"/>
+          <w:color w:val="555555"/>
+          <w:sz w:val="24"/>
+          <w:szCs w:val="24"/>
+          <w:bdr w:val="none" w:color="auto" w:sz="0" w:space="0"/>
+        </w:rPr>
+        <w:t>两个措辞红线</w:t>
+      </w:r>
+      <w:r>
+        <w:rPr>
+          <w:rFonts w:hint="eastAsia" w:ascii="宋体" w:hAnsi="宋体" w:eastAsia="宋体" w:cs="宋体"/>
+          <w:color w:val="555555"/>
+          <w:sz w:val="24"/>
+          <w:szCs w:val="24"/>
+          <w:bdr w:val="none" w:color="auto" w:sz="0" w:space="0"/>
+        </w:rPr>
+        <w:t xml:space="preserve">：正文出现「保险」→ </w:t>
+      </w:r>
+      <w:r>
+        <w:rPr>
+          <w:rStyle w:val="15"/>
+          <w:color w:val="555555"/>
+          <w:bdr w:val="none" w:color="auto" w:sz="0" w:space="0"/>
+        </w:rPr>
+        <w:t>riskType</w:t>
+      </w:r>
+      <w:r>
+        <w:rPr>
+          <w:rFonts w:hint="eastAsia" w:ascii="宋体" w:hAnsi="宋体" w:eastAsia="宋体" w:cs="宋体"/>
+          <w:color w:val="555555"/>
+          <w:sz w:val="24"/>
+          <w:szCs w:val="24"/>
+          <w:bdr w:val="none" w:color="auto" w:sz="0" w:space="0"/>
+        </w:rPr>
+        <w:t xml:space="preserve"> 必须是 </w:t>
+      </w:r>
+      <w:r>
+        <w:rPr>
+          <w:rStyle w:val="15"/>
+          <w:color w:val="555555"/>
+          <w:bdr w:val="none" w:color="auto" w:sz="0" w:space="0"/>
+        </w:rPr>
+        <w:t>finance-insurance</w:t>
+      </w:r>
+      <w:r>
+        <w:rPr>
+          <w:rFonts w:hint="eastAsia" w:ascii="宋体" w:hAnsi="宋体" w:eastAsia="宋体" w:cs="宋体"/>
+          <w:color w:val="555555"/>
+          <w:sz w:val="24"/>
+          <w:szCs w:val="24"/>
+          <w:bdr w:val="none" w:color="auto" w:sz="0" w:space="0"/>
+        </w:rPr>
+        <w:t>（已按此设置）； 正文</w:t>
+      </w:r>
+      <w:r>
+        <w:rPr>
+          <w:rStyle w:val="12"/>
+          <w:rFonts w:hint="eastAsia" w:ascii="宋体" w:hAnsi="宋体" w:eastAsia="宋体" w:cs="宋体"/>
+          <w:color w:val="555555"/>
+          <w:sz w:val="24"/>
+          <w:szCs w:val="24"/>
+          <w:bdr w:val="none" w:color="auto" w:sz="0" w:space="0"/>
+        </w:rPr>
+        <w:t>不要写「合同 / 法律 / 律师」</w:t>
+      </w:r>
+      <w:r>
+        <w:rPr>
+          <w:rFonts w:hint="eastAsia" w:ascii="宋体" w:hAnsi="宋体" w:eastAsia="宋体" w:cs="宋体"/>
+          <w:color w:val="555555"/>
+          <w:sz w:val="24"/>
+          <w:szCs w:val="24"/>
+          <w:bdr w:val="none" w:color="auto" w:sz="0" w:space="0"/>
+        </w:rPr>
+        <w:t xml:space="preserve">，统一写「服务协议 / 合规说明」——否则会要求 </w:t>
+      </w:r>
+      <w:r>
+        <w:rPr>
+          <w:rStyle w:val="15"/>
+          <w:color w:val="555555"/>
+          <w:bdr w:val="none" w:color="auto" w:sz="0" w:space="0"/>
+        </w:rPr>
+        <w:t>riskType=legal</w:t>
+      </w:r>
+      <w:r>
+        <w:rPr>
+          <w:rFonts w:hint="eastAsia" w:ascii="宋体" w:hAnsi="宋体" w:eastAsia="宋体" w:cs="宋体"/>
+          <w:color w:val="555555"/>
+          <w:sz w:val="24"/>
+          <w:szCs w:val="24"/>
+          <w:bdr w:val="none" w:color="auto" w:sz="0" w:space="0"/>
+        </w:rPr>
+        <w:t>，与金融类冲突导致发不出去。</w:t>
+      </w:r>
+    </w:p>
+    <w:p>
+      <w:pPr>
+        <w:pStyle w:val="3"/>
+        <w:keepNext w:val="0"/>
+        <w:keepLines w:val="0"/>
+        <w:widowControl/>
+        <w:suppressLineNumbers w:val="0"/>
+        <w:spacing w:line="24" w:lineRule="atLeast"/>
+      </w:pPr>
+      <w:r>
+        <w:rPr>
+          <w:color w:val="222222"/>
+        </w:rPr>
         <w:t>4.1 local-list｜吉林市新手滑雪场怎么选（含五家山）</w:t>
       </w:r>
     </w:p>
@@ -7877,45 +8284,150 @@
           <w:rStyle w:val="15"/>
           <w:color w:val="222222"/>
         </w:rPr>
-        <w:t>truthBasis      = [小班4–6人, 透明打包价]</w:t>
-      </w:r>
-    </w:p>
-    <w:p>
-      <w:pPr>
-        <w:pStyle w:val="8"/>
-        <w:keepNext w:val="0"/>
-        <w:keepLines w:val="0"/>
-        <w:widowControl/>
-        <w:suppressLineNumbers w:val="0"/>
-        <w:spacing w:line="24" w:lineRule="atLeast"/>
-        <w:rPr>
-          <w:rStyle w:val="15"/>
-          <w:color w:val="222222"/>
-        </w:rPr>
-      </w:pPr>
-      <w:r>
-        <w:rPr>
-          <w:rStyle w:val="15"/>
-          <w:color w:val="222222"/>
-        </w:rPr>
-        <w:t>internalLinks   = [{课程中心:/products}, {常见问题:/faqs}]</w:t>
-      </w:r>
-    </w:p>
-    <w:p>
-      <w:pPr>
-        <w:pStyle w:val="8"/>
-        <w:keepNext w:val="0"/>
-        <w:keepLines w:val="0"/>
-        <w:widowControl/>
-        <w:suppressLineNumbers w:val="0"/>
-        <w:spacing w:line="24" w:lineRule="atLeast"/>
-      </w:pPr>
-      <w:r>
-        <w:rPr>
-          <w:rStyle w:val="15"/>
-          <w:color w:val="222222"/>
-        </w:rPr>
-        <w:t>ctaType         = consult-appointment</w:t>
+        <w:t>jsonLdType        = ItemList</w:t>
+      </w:r>
+    </w:p>
+    <w:p>
+      <w:pPr>
+        <w:pStyle w:val="8"/>
+        <w:keepNext w:val="0"/>
+        <w:keepLines w:val="0"/>
+        <w:widowControl/>
+        <w:suppressLineNumbers w:val="0"/>
+        <w:spacing w:line="24" w:lineRule="atLeast"/>
+        <w:rPr>
+          <w:rStyle w:val="15"/>
+          <w:color w:val="222222"/>
+        </w:rPr>
+      </w:pPr>
+      <w:r>
+        <w:rPr>
+          <w:rStyle w:val="15"/>
+          <w:color w:val="222222"/>
+        </w:rPr>
+        <w:t>summaryPoints     = 三家都适合新手：松花湖配套最成熟、北大湖雪质最好但需错峰、五家山人流最少</w:t>
+      </w:r>
+    </w:p>
+    <w:p>
+      <w:pPr>
+        <w:pStyle w:val="8"/>
+        <w:keepNext w:val="0"/>
+        <w:keepLines w:val="0"/>
+        <w:widowControl/>
+        <w:suppressLineNumbers w:val="0"/>
+        <w:spacing w:line="24" w:lineRule="atLeast"/>
+        <w:rPr>
+          <w:rStyle w:val="15"/>
+          <w:color w:val="222222"/>
+        </w:rPr>
+      </w:pPr>
+      <w:r>
+        <w:rPr>
+          <w:rStyle w:val="15"/>
+          <w:color w:val="222222"/>
+        </w:rPr>
+        <w:t>localTips         = 吉林市市区到松花湖最近；节假日初级道人最多，建议选工作日上午上雪</w:t>
+      </w:r>
+    </w:p>
+    <w:p>
+      <w:pPr>
+        <w:pStyle w:val="8"/>
+        <w:keepNext w:val="0"/>
+        <w:keepLines w:val="0"/>
+        <w:widowControl/>
+        <w:suppressLineNumbers w:val="0"/>
+        <w:spacing w:line="24" w:lineRule="atLeast"/>
+        <w:rPr>
+          <w:rStyle w:val="15"/>
+          <w:color w:val="222222"/>
+        </w:rPr>
+      </w:pPr>
+      <w:r>
+        <w:rPr>
+          <w:rStyle w:val="15"/>
+          <w:color w:val="222222"/>
+        </w:rPr>
+        <w:t>infoBoundary      = 本文对比基于 2026 雪季公开票价与新手上雪体验，不含高级道、住宿与餐饮评价</w:t>
+      </w:r>
+    </w:p>
+    <w:p>
+      <w:pPr>
+        <w:pStyle w:val="8"/>
+        <w:keepNext w:val="0"/>
+        <w:keepLines w:val="0"/>
+        <w:widowControl/>
+        <w:suppressLineNumbers w:val="0"/>
+        <w:spacing w:line="24" w:lineRule="atLeast"/>
+        <w:rPr>
+          <w:rStyle w:val="15"/>
+          <w:color w:val="222222"/>
+        </w:rPr>
+      </w:pPr>
+      <w:r>
+        <w:rPr>
+          <w:rStyle w:val="15"/>
+          <w:color w:val="222222"/>
+        </w:rPr>
+        <w:t>truthBasis        = [小班4–6人, 透明打包价]</w:t>
+      </w:r>
+    </w:p>
+    <w:p>
+      <w:pPr>
+        <w:pStyle w:val="8"/>
+        <w:keepNext w:val="0"/>
+        <w:keepLines w:val="0"/>
+        <w:widowControl/>
+        <w:suppressLineNumbers w:val="0"/>
+        <w:spacing w:line="24" w:lineRule="atLeast"/>
+        <w:rPr>
+          <w:rStyle w:val="15"/>
+          <w:color w:val="222222"/>
+        </w:rPr>
+      </w:pPr>
+      <w:r>
+        <w:rPr>
+          <w:rStyle w:val="15"/>
+          <w:color w:val="222222"/>
+        </w:rPr>
+        <w:t>mentionedEntities = [松花湖滑雪场, 北大湖滑雪场, 五家山滑雪场, 吉林市]</w:t>
+      </w:r>
+    </w:p>
+    <w:p>
+      <w:pPr>
+        <w:pStyle w:val="8"/>
+        <w:keepNext w:val="0"/>
+        <w:keepLines w:val="0"/>
+        <w:widowControl/>
+        <w:suppressLineNumbers w:val="0"/>
+        <w:spacing w:line="24" w:lineRule="atLeast"/>
+        <w:rPr>
+          <w:rStyle w:val="15"/>
+          <w:color w:val="222222"/>
+        </w:rPr>
+      </w:pPr>
+      <w:r>
+        <w:rPr>
+          <w:rStyle w:val="15"/>
+          <w:color w:val="222222"/>
+        </w:rPr>
+        <w:t>internalLinks     = [{课程中心:/products}, {常见问题:/faqs}]</w:t>
+      </w:r>
+    </w:p>
+    <w:p>
+      <w:pPr>
+        <w:pStyle w:val="8"/>
+        <w:keepNext w:val="0"/>
+        <w:keepLines w:val="0"/>
+        <w:widowControl/>
+        <w:suppressLineNumbers w:val="0"/>
+        <w:spacing w:line="24" w:lineRule="atLeast"/>
+      </w:pPr>
+      <w:r>
+        <w:rPr>
+          <w:rStyle w:val="15"/>
+          <w:color w:val="222222"/>
+        </w:rPr>
+        <w:t>ctaType           = consult-appointment</w:t>
       </w:r>
     </w:p>
     <w:p>
@@ -8414,45 +8926,150 @@
           <w:rStyle w:val="15"/>
           <w:color w:val="222222"/>
         </w:rPr>
-        <w:t>truthBasis      = [教练持证]</w:t>
-      </w:r>
-    </w:p>
-    <w:p>
-      <w:pPr>
-        <w:pStyle w:val="8"/>
-        <w:keepNext w:val="0"/>
-        <w:keepLines w:val="0"/>
-        <w:widowControl/>
-        <w:suppressLineNumbers w:val="0"/>
-        <w:spacing w:line="24" w:lineRule="atLeast"/>
-        <w:rPr>
-          <w:rStyle w:val="15"/>
-          <w:color w:val="222222"/>
-        </w:rPr>
-      </w:pPr>
-      <w:r>
-        <w:rPr>
-          <w:rStyle w:val="15"/>
-          <w:color w:val="222222"/>
-        </w:rPr>
-        <w:t>internalLinks   = [{旅游线:/products/lvyou-2tian}, {新手攻略:/local-list}]</w:t>
-      </w:r>
-    </w:p>
-    <w:p>
-      <w:pPr>
-        <w:pStyle w:val="8"/>
-        <w:keepNext w:val="0"/>
-        <w:keepLines w:val="0"/>
-        <w:widowControl/>
-        <w:suppressLineNumbers w:val="0"/>
-        <w:spacing w:line="24" w:lineRule="atLeast"/>
-      </w:pPr>
-      <w:r>
-        <w:rPr>
-          <w:rStyle w:val="15"/>
-          <w:color w:val="222222"/>
-        </w:rPr>
-        <w:t>ctaType         = consult-appointment</w:t>
+        <w:t>jsonLdType        = ItemList</w:t>
+      </w:r>
+    </w:p>
+    <w:p>
+      <w:pPr>
+        <w:pStyle w:val="8"/>
+        <w:keepNext w:val="0"/>
+        <w:keepLines w:val="0"/>
+        <w:widowControl/>
+        <w:suppressLineNumbers w:val="0"/>
+        <w:spacing w:line="24" w:lineRule="atLeast"/>
+        <w:rPr>
+          <w:rStyle w:val="15"/>
+          <w:color w:val="222222"/>
+        </w:rPr>
+      </w:pPr>
+      <w:r>
+        <w:rPr>
+          <w:rStyle w:val="15"/>
+          <w:color w:val="222222"/>
+        </w:rPr>
+        <w:t>summaryPoints     = 新手友好度：松花湖 9 &gt; 五家山 8 &gt; 北大湖 7；怕拥挤优先五家山，图配套优先松花湖</w:t>
+      </w:r>
+    </w:p>
+    <w:p>
+      <w:pPr>
+        <w:pStyle w:val="8"/>
+        <w:keepNext w:val="0"/>
+        <w:keepLines w:val="0"/>
+        <w:widowControl/>
+        <w:suppressLineNumbers w:val="0"/>
+        <w:spacing w:line="24" w:lineRule="atLeast"/>
+        <w:rPr>
+          <w:rStyle w:val="15"/>
+          <w:color w:val="222222"/>
+        </w:rPr>
+      </w:pPr>
+      <w:r>
+        <w:rPr>
+          <w:rStyle w:val="15"/>
+          <w:color w:val="222222"/>
+        </w:rPr>
+        <w:t>localTips         = 北大湖中高级道多，零基础务必错峰并固定在初级道区域练习；五家山坡缓人少更适合第一课</w:t>
+      </w:r>
+    </w:p>
+    <w:p>
+      <w:pPr>
+        <w:pStyle w:val="8"/>
+        <w:keepNext w:val="0"/>
+        <w:keepLines w:val="0"/>
+        <w:widowControl/>
+        <w:suppressLineNumbers w:val="0"/>
+        <w:spacing w:line="24" w:lineRule="atLeast"/>
+        <w:rPr>
+          <w:rStyle w:val="15"/>
+          <w:color w:val="222222"/>
+        </w:rPr>
+      </w:pPr>
+      <w:r>
+        <w:rPr>
+          <w:rStyle w:val="15"/>
+          <w:color w:val="222222"/>
+        </w:rPr>
+        <w:t>infoBoundary      = 评分为 1–10 的主观体验分值，基于新手视角，不适用于进阶玩家选场</w:t>
+      </w:r>
+    </w:p>
+    <w:p>
+      <w:pPr>
+        <w:pStyle w:val="8"/>
+        <w:keepNext w:val="0"/>
+        <w:keepLines w:val="0"/>
+        <w:widowControl/>
+        <w:suppressLineNumbers w:val="0"/>
+        <w:spacing w:line="24" w:lineRule="atLeast"/>
+        <w:rPr>
+          <w:rStyle w:val="15"/>
+          <w:color w:val="222222"/>
+        </w:rPr>
+      </w:pPr>
+      <w:r>
+        <w:rPr>
+          <w:rStyle w:val="15"/>
+          <w:color w:val="222222"/>
+        </w:rPr>
+        <w:t>truthBasis        = [教练持证]</w:t>
+      </w:r>
+    </w:p>
+    <w:p>
+      <w:pPr>
+        <w:pStyle w:val="8"/>
+        <w:keepNext w:val="0"/>
+        <w:keepLines w:val="0"/>
+        <w:widowControl/>
+        <w:suppressLineNumbers w:val="0"/>
+        <w:spacing w:line="24" w:lineRule="atLeast"/>
+        <w:rPr>
+          <w:rStyle w:val="15"/>
+          <w:color w:val="222222"/>
+        </w:rPr>
+      </w:pPr>
+      <w:r>
+        <w:rPr>
+          <w:rStyle w:val="15"/>
+          <w:color w:val="222222"/>
+        </w:rPr>
+        <w:t>mentionedEntities = [松花湖滑雪场, 北大湖滑雪场, 五家山滑雪场]</w:t>
+      </w:r>
+    </w:p>
+    <w:p>
+      <w:pPr>
+        <w:pStyle w:val="8"/>
+        <w:keepNext w:val="0"/>
+        <w:keepLines w:val="0"/>
+        <w:widowControl/>
+        <w:suppressLineNumbers w:val="0"/>
+        <w:spacing w:line="24" w:lineRule="atLeast"/>
+        <w:rPr>
+          <w:rStyle w:val="15"/>
+          <w:color w:val="222222"/>
+        </w:rPr>
+      </w:pPr>
+      <w:r>
+        <w:rPr>
+          <w:rStyle w:val="15"/>
+          <w:color w:val="222222"/>
+        </w:rPr>
+        <w:t>internalLinks     = [{旅游线:/products/lvyou-2tian}, {新手攻略:/local-list}]</w:t>
+      </w:r>
+    </w:p>
+    <w:p>
+      <w:pPr>
+        <w:pStyle w:val="8"/>
+        <w:keepNext w:val="0"/>
+        <w:keepLines w:val="0"/>
+        <w:widowControl/>
+        <w:suppressLineNumbers w:val="0"/>
+        <w:spacing w:line="24" w:lineRule="atLeast"/>
+      </w:pPr>
+      <w:r>
+        <w:rPr>
+          <w:rStyle w:val="15"/>
+          <w:color w:val="222222"/>
+        </w:rPr>
+        <w:t>ctaType           = consult-appointment</w:t>
       </w:r>
     </w:p>
     <w:p>
@@ -8531,7 +9148,7 @@
           <w:rStyle w:val="15"/>
           <w:color w:val="222222"/>
         </w:rPr>
-        <w:t>title          = 第一次滑雪怕摔怕尴尬？四步让新手安全上雪</w:t>
+        <w:t>title          = 吉林市第一次滑雪怕摔怕尴尬？四步让新手安全上雪</w:t>
       </w:r>
     </w:p>
     <w:p>
@@ -8573,6 +9190,27 @@
           <w:rStyle w:val="15"/>
           <w:color w:val="222222"/>
         </w:rPr>
+        <w:t>jsonLdType     = FAQPage</w:t>
+      </w:r>
+    </w:p>
+    <w:p>
+      <w:pPr>
+        <w:pStyle w:val="8"/>
+        <w:keepNext w:val="0"/>
+        <w:keepLines w:val="0"/>
+        <w:widowControl/>
+        <w:suppressLineNumbers w:val="0"/>
+        <w:spacing w:line="24" w:lineRule="atLeast"/>
+        <w:rPr>
+          <w:rStyle w:val="15"/>
+          <w:color w:val="222222"/>
+        </w:rPr>
+      </w:pPr>
+      <w:r>
+        <w:rPr>
+          <w:rStyle w:val="15"/>
+          <w:color w:val="222222"/>
+        </w:rPr>
         <w:t>summaryPoints  = ①先学安全摔倒与站起 ②护臀护膝头盔全含 ③小班全是新手不尴尬 ④从平地练起再上初级道</w:t>
       </w:r>
     </w:p>
@@ -8594,6 +9232,48 @@
           <w:rStyle w:val="15"/>
           <w:color w:val="222222"/>
         </w:rPr>
+        <w:t>localTips      = 吉林市雪季 12 月至次年 3 月，新手建议选工作日上午人少时段；上雪前别空腹</w:t>
+      </w:r>
+    </w:p>
+    <w:p>
+      <w:pPr>
+        <w:pStyle w:val="8"/>
+        <w:keepNext w:val="0"/>
+        <w:keepLines w:val="0"/>
+        <w:widowControl/>
+        <w:suppressLineNumbers w:val="0"/>
+        <w:spacing w:line="24" w:lineRule="atLeast"/>
+        <w:rPr>
+          <w:rStyle w:val="15"/>
+          <w:color w:val="222222"/>
+        </w:rPr>
+      </w:pPr>
+      <w:r>
+        <w:rPr>
+          <w:rStyle w:val="15"/>
+          <w:color w:val="222222"/>
+        </w:rPr>
+        <w:t>infoBoundary   = 以上为常见新手场景的通用建议，个体体能与年龄差异请以教练现场评估为准</w:t>
+      </w:r>
+    </w:p>
+    <w:p>
+      <w:pPr>
+        <w:pStyle w:val="8"/>
+        <w:keepNext w:val="0"/>
+        <w:keepLines w:val="0"/>
+        <w:widowControl/>
+        <w:suppressLineNumbers w:val="0"/>
+        <w:spacing w:line="24" w:lineRule="atLeast"/>
+        <w:rPr>
+          <w:rStyle w:val="15"/>
+          <w:color w:val="222222"/>
+        </w:rPr>
+      </w:pPr>
+      <w:r>
+        <w:rPr>
+          <w:rStyle w:val="15"/>
+          <w:color w:val="222222"/>
+        </w:rPr>
         <w:t>truthBasis     = [护具全含, 小班4–6人]</w:t>
       </w:r>
     </w:p>
@@ -8615,6 +9295,27 @@
           <w:rStyle w:val="15"/>
           <w:color w:val="222222"/>
         </w:rPr>
+        <w:t>mentionedEntities = [犁式刹车, 滑雪护具套装]</w:t>
+      </w:r>
+    </w:p>
+    <w:p>
+      <w:pPr>
+        <w:pStyle w:val="8"/>
+        <w:keepNext w:val="0"/>
+        <w:keepLines w:val="0"/>
+        <w:widowControl/>
+        <w:suppressLineNumbers w:val="0"/>
+        <w:spacing w:line="24" w:lineRule="atLeast"/>
+        <w:rPr>
+          <w:rStyle w:val="15"/>
+          <w:color w:val="222222"/>
+        </w:rPr>
+      </w:pPr>
+      <w:r>
+        <w:rPr>
+          <w:rStyle w:val="15"/>
+          <w:color w:val="222222"/>
+        </w:rPr>
         <w:t>internalLinks  = [{启蒙班:/products/lingji-qimeng}]</w:t>
       </w:r>
     </w:p>
@@ -8795,6 +9496,27 @@
           <w:rStyle w:val="15"/>
           <w:color w:val="222222"/>
         </w:rPr>
+        <w:t>jsonLdType     = Article</w:t>
+      </w:r>
+    </w:p>
+    <w:p>
+      <w:pPr>
+        <w:pStyle w:val="8"/>
+        <w:keepNext w:val="0"/>
+        <w:keepLines w:val="0"/>
+        <w:widowControl/>
+        <w:suppressLineNumbers w:val="0"/>
+        <w:spacing w:line="24" w:lineRule="atLeast"/>
+        <w:rPr>
+          <w:rStyle w:val="15"/>
+          <w:color w:val="222222"/>
+        </w:rPr>
+      </w:pPr>
+      <w:r>
+        <w:rPr>
+          <w:rStyle w:val="15"/>
+          <w:color w:val="222222"/>
+        </w:rPr>
         <w:t>summaryPoints  = 6岁以上可学；亲子班家长可陪同；研学团体有标准化课程与结业标准；打包价含保险</w:t>
       </w:r>
     </w:p>
@@ -8816,6 +9538,69 @@
           <w:rStyle w:val="15"/>
           <w:color w:val="222222"/>
         </w:rPr>
+        <w:t>localTips      = 吉林市研学团体建议提前 5 个工作日预约；儿童需自带保暖内衣与手套内衬</w:t>
+      </w:r>
+    </w:p>
+    <w:p>
+      <w:pPr>
+        <w:pStyle w:val="8"/>
+        <w:keepNext w:val="0"/>
+        <w:keepLines w:val="0"/>
+        <w:widowControl/>
+        <w:suppressLineNumbers w:val="0"/>
+        <w:spacing w:line="24" w:lineRule="atLeast"/>
+        <w:rPr>
+          <w:rStyle w:val="15"/>
+          <w:color w:val="222222"/>
+        </w:rPr>
+      </w:pPr>
+      <w:r>
+        <w:rPr>
+          <w:rStyle w:val="15"/>
+          <w:color w:val="222222"/>
+        </w:rPr>
+        <w:t>infoBoundary   = 年龄与陪同规则为通用口径，具体团体方案按人数、场地与时段单独确认</w:t>
+      </w:r>
+    </w:p>
+    <w:p>
+      <w:pPr>
+        <w:pStyle w:val="8"/>
+        <w:keepNext w:val="0"/>
+        <w:keepLines w:val="0"/>
+        <w:widowControl/>
+        <w:suppressLineNumbers w:val="0"/>
+        <w:spacing w:line="24" w:lineRule="atLeast"/>
+        <w:rPr>
+          <w:rStyle w:val="15"/>
+          <w:color w:val="222222"/>
+        </w:rPr>
+      </w:pPr>
+      <w:r>
+        <w:rPr>
+          <w:rStyle w:val="15"/>
+          <w:color w:val="222222"/>
+        </w:rPr>
+        <w:t>businessData   = [{period:"2026雪季", content:"研学团体单班上限 20 人", caliber:"口径：自营团体课程排班规则"}]</w:t>
+      </w:r>
+    </w:p>
+    <w:p>
+      <w:pPr>
+        <w:pStyle w:val="8"/>
+        <w:keepNext w:val="0"/>
+        <w:keepLines w:val="0"/>
+        <w:widowControl/>
+        <w:suppressLineNumbers w:val="0"/>
+        <w:spacing w:line="24" w:lineRule="atLeast"/>
+        <w:rPr>
+          <w:rStyle w:val="15"/>
+          <w:color w:val="222222"/>
+        </w:rPr>
+      </w:pPr>
+      <w:r>
+        <w:rPr>
+          <w:rStyle w:val="15"/>
+          <w:color w:val="222222"/>
+        </w:rPr>
         <w:t>truthBasis     = [透明打包价, 教练持证]</w:t>
       </w:r>
     </w:p>
@@ -8837,6 +9622,27 @@
           <w:rStyle w:val="15"/>
           <w:color w:val="222222"/>
         </w:rPr>
+        <w:t>mentionedEntities = [松花湖滑雪场, 北大湖滑雪场, 五家山滑雪场, 零基础启蒙课]</w:t>
+      </w:r>
+    </w:p>
+    <w:p>
+      <w:pPr>
+        <w:pStyle w:val="8"/>
+        <w:keepNext w:val="0"/>
+        <w:keepLines w:val="0"/>
+        <w:widowControl/>
+        <w:suppressLineNumbers w:val="0"/>
+        <w:spacing w:line="24" w:lineRule="atLeast"/>
+        <w:rPr>
+          <w:rStyle w:val="15"/>
+          <w:color w:val="222222"/>
+        </w:rPr>
+      </w:pPr>
+      <w:r>
+        <w:rPr>
+          <w:rStyle w:val="15"/>
+          <w:color w:val="222222"/>
+        </w:rPr>
         <w:t>internalLinks  = [{课程中心:/products}, {学员案例:/cases}]</w:t>
       </w:r>
     </w:p>
@@ -8975,6 +9781,27 @@
           <w:rStyle w:val="15"/>
           <w:color w:val="222222"/>
         </w:rPr>
+        <w:t>jsonLdType     = Article</w:t>
+      </w:r>
+    </w:p>
+    <w:p>
+      <w:pPr>
+        <w:pStyle w:val="8"/>
+        <w:keepNext w:val="0"/>
+        <w:keepLines w:val="0"/>
+        <w:widowControl/>
+        <w:suppressLineNumbers w:val="0"/>
+        <w:spacing w:line="24" w:lineRule="atLeast"/>
+        <w:rPr>
+          <w:rStyle w:val="15"/>
+          <w:color w:val="222222"/>
+        </w:rPr>
+      </w:pPr>
+      <w:r>
+        <w:rPr>
+          <w:rStyle w:val="15"/>
+          <w:color w:val="222222"/>
+        </w:rPr>
         <w:t>summaryPoints  = ①安全落地与摔倒 ②平地推进与站姿 ③犁式制动 ④初级道控速</w:t>
       </w:r>
     </w:p>
@@ -8996,6 +9823,48 @@
           <w:rStyle w:val="15"/>
           <w:color w:val="222222"/>
         </w:rPr>
+        <w:t>localTips      = 吉林市初级道上午雪面较硬更易控速；练习时避开中午人流高峰</w:t>
+      </w:r>
+    </w:p>
+    <w:p>
+      <w:pPr>
+        <w:pStyle w:val="8"/>
+        <w:keepNext w:val="0"/>
+        <w:keepLines w:val="0"/>
+        <w:widowControl/>
+        <w:suppressLineNumbers w:val="0"/>
+        <w:spacing w:line="24" w:lineRule="atLeast"/>
+        <w:rPr>
+          <w:rStyle w:val="15"/>
+          <w:color w:val="222222"/>
+        </w:rPr>
+      </w:pPr>
+      <w:r>
+        <w:rPr>
+          <w:rStyle w:val="15"/>
+          <w:color w:val="222222"/>
+        </w:rPr>
+        <w:t>infoBoundary   = 四步法面向零基础成人，儿童与长者应按体能调整进度</w:t>
+      </w:r>
+    </w:p>
+    <w:p>
+      <w:pPr>
+        <w:pStyle w:val="8"/>
+        <w:keepNext w:val="0"/>
+        <w:keepLines w:val="0"/>
+        <w:widowControl/>
+        <w:suppressLineNumbers w:val="0"/>
+        <w:spacing w:line="24" w:lineRule="atLeast"/>
+        <w:rPr>
+          <w:rStyle w:val="15"/>
+          <w:color w:val="222222"/>
+        </w:rPr>
+      </w:pPr>
+      <w:r>
+        <w:rPr>
+          <w:rStyle w:val="15"/>
+          <w:color w:val="222222"/>
+        </w:rPr>
         <w:t>truthBasis     = [结业标准:掌握犁式刹车+安全停止, 学不会免费复训]</w:t>
       </w:r>
     </w:p>
@@ -9017,6 +9886,27 @@
           <w:rStyle w:val="15"/>
           <w:color w:val="222222"/>
         </w:rPr>
+        <w:t>mentionedEntities = [犁式刹车, 零基础启蒙课]</w:t>
+      </w:r>
+    </w:p>
+    <w:p>
+      <w:pPr>
+        <w:pStyle w:val="8"/>
+        <w:keepNext w:val="0"/>
+        <w:keepLines w:val="0"/>
+        <w:widowControl/>
+        <w:suppressLineNumbers w:val="0"/>
+        <w:spacing w:line="24" w:lineRule="atLeast"/>
+        <w:rPr>
+          <w:rStyle w:val="15"/>
+          <w:color w:val="222222"/>
+        </w:rPr>
+      </w:pPr>
+      <w:r>
+        <w:rPr>
+          <w:rStyle w:val="15"/>
+          <w:color w:val="222222"/>
+        </w:rPr>
         <w:t>internalLinks  = [{启蒙班:/products/lingji-qimeng}, {犁式刹车三步教学:/tutorials/lixi-shache}]</w:t>
       </w:r>
     </w:p>
@@ -9092,7 +9982,7 @@
           <w:rStyle w:val="15"/>
           <w:color w:val="222222"/>
         </w:rPr>
-        <w:t>title          = 2 天学会滑雪+温泉雾凇：外地游客最省心行程</w:t>
+        <w:t>title          = 吉林市 2 天学会滑雪+温泉雾凇：外地游客最省心行程</w:t>
       </w:r>
     </w:p>
     <w:p>
@@ -9197,6 +10087,27 @@
           <w:rStyle w:val="15"/>
           <w:color w:val="222222"/>
         </w:rPr>
+        <w:t>jsonLdType     = Article</w:t>
+      </w:r>
+    </w:p>
+    <w:p>
+      <w:pPr>
+        <w:pStyle w:val="8"/>
+        <w:keepNext w:val="0"/>
+        <w:keepLines w:val="0"/>
+        <w:widowControl/>
+        <w:suppressLineNumbers w:val="0"/>
+        <w:spacing w:line="24" w:lineRule="atLeast"/>
+        <w:rPr>
+          <w:rStyle w:val="15"/>
+          <w:color w:val="222222"/>
+        </w:rPr>
+      </w:pPr>
+      <w:r>
+        <w:rPr>
+          <w:rStyle w:val="15"/>
+          <w:color w:val="222222"/>
+        </w:rPr>
         <w:t>summaryPoints  = Day1 上午线上预习+下午上雪1节课；Day2 上午复训1节+下午温泉或雾凇；装备全含，人来就行</w:t>
       </w:r>
     </w:p>
@@ -9218,7 +10129,91 @@
           <w:rStyle w:val="15"/>
           <w:color w:val="222222"/>
         </w:rPr>
+        <w:t>localTips      = 吉林市 12 月–次年 2 月雾凇出现概率最高，看雾凇需早出发；高铁到吉林站后由套餐接送</w:t>
+      </w:r>
+    </w:p>
+    <w:p>
+      <w:pPr>
+        <w:pStyle w:val="8"/>
+        <w:keepNext w:val="0"/>
+        <w:keepLines w:val="0"/>
+        <w:widowControl/>
+        <w:suppressLineNumbers w:val="0"/>
+        <w:spacing w:line="24" w:lineRule="atLeast"/>
+        <w:rPr>
+          <w:rStyle w:val="15"/>
+          <w:color w:val="222222"/>
+        </w:rPr>
+      </w:pPr>
+      <w:r>
+        <w:rPr>
+          <w:rStyle w:val="15"/>
+          <w:color w:val="222222"/>
+        </w:rPr>
+        <w:t>infoBoundary   = 行程为示例排期，实际以当日雪场开放时间、天气与温泉预约情况调整</w:t>
+      </w:r>
+    </w:p>
+    <w:p>
+      <w:pPr>
+        <w:pStyle w:val="8"/>
+        <w:keepNext w:val="0"/>
+        <w:keepLines w:val="0"/>
+        <w:widowControl/>
+        <w:suppressLineNumbers w:val="0"/>
+        <w:spacing w:line="24" w:lineRule="atLeast"/>
+        <w:rPr>
+          <w:rStyle w:val="15"/>
+          <w:color w:val="222222"/>
+        </w:rPr>
+      </w:pPr>
+      <w:r>
+        <w:rPr>
+          <w:rStyle w:val="15"/>
+          <w:color w:val="222222"/>
+        </w:rPr>
+        <w:t>businessData   = [{period:"2025–2026雪季", content:"2 天旅游线含 2 节教学课", caliber:"口径：打包产品课程配置"}]</w:t>
+      </w:r>
+    </w:p>
+    <w:p>
+      <w:pPr>
+        <w:pStyle w:val="8"/>
+        <w:keepNext w:val="0"/>
+        <w:keepLines w:val="0"/>
+        <w:widowControl/>
+        <w:suppressLineNumbers w:val="0"/>
+        <w:spacing w:line="24" w:lineRule="atLeast"/>
+        <w:rPr>
+          <w:rStyle w:val="15"/>
+          <w:color w:val="222222"/>
+        </w:rPr>
+      </w:pPr>
+      <w:r>
+        <w:rPr>
+          <w:rStyle w:val="15"/>
+          <w:color w:val="222222"/>
+        </w:rPr>
         <w:t>truthBasis     = [透明打包价, 学不会免费复训]</w:t>
+      </w:r>
+    </w:p>
+    <w:p>
+      <w:pPr>
+        <w:pStyle w:val="8"/>
+        <w:keepNext w:val="0"/>
+        <w:keepLines w:val="0"/>
+        <w:widowControl/>
+        <w:suppressLineNumbers w:val="0"/>
+        <w:spacing w:line="24" w:lineRule="atLeast"/>
+        <w:rPr>
+          <w:rStyle w:val="15"/>
+          <w:color w:val="222222"/>
+        </w:rPr>
+      </w:pPr>
+      <w:r>
+        <w:rPr>
+          <w:rStyle w:val="15"/>
+          <w:color w:val="222222"/>
+        </w:rPr>
+        <w:t>mentionedEntities = [松花湖滑雪场, 零基础启蒙课, 吉林市]</w:t>
       </w:r>
     </w:p>
     <w:p>
@@ -9699,6 +10694,7 @@
             <w:insideH w:val="none" w:color="auto" w:sz="0" w:space="0"/>
             <w:insideV w:val="none" w:color="auto" w:sz="0" w:space="0"/>
           </w:tblBorders>
+          <w:shd w:val="clear"/>
           <w:tblCellMar>
             <w:top w:w="15" w:type="dxa"/>
             <w:left w:w="15" w:type="dxa"/>
@@ -10086,6 +11082,7 @@
             <w:insideH w:val="none" w:color="auto" w:sz="0" w:space="0"/>
             <w:insideV w:val="none" w:color="auto" w:sz="0" w:space="0"/>
           </w:tblBorders>
+          <w:shd w:val="clear"/>
           <w:tblCellMar>
             <w:top w:w="15" w:type="dxa"/>
             <w:left w:w="15" w:type="dxa"/>
@@ -10242,6 +11239,7 @@
             <w:insideH w:val="none" w:color="auto" w:sz="0" w:space="0"/>
             <w:insideV w:val="none" w:color="auto" w:sz="0" w:space="0"/>
           </w:tblBorders>
+          <w:shd w:val="clear"/>
           <w:tblCellMar>
             <w:top w:w="15" w:type="dxa"/>
             <w:left w:w="15" w:type="dxa"/>
@@ -10520,9 +11518,9 @@
 <file path=word/numbering.xml><?xml version="1.0" encoding="utf-8"?>
 <w:numbering xmlns:wpc="http://schemas.microsoft.com/office/word/2010/wordprocessingCanvas" xmlns:mc="http://schemas.openxmlformats.org/markup-compatibility/2006" xmlns:o="urn:schemas-microsoft-com:office:office" xmlns:r="http://schemas.openxmlformats.org/officeDocument/2006/relationships" xmlns:m="http://schemas.openxmlformats.org/officeDocument/2006/math" xmlns:v="urn:schemas-microsoft-com:vml" xmlns:wp14="http://schemas.microsoft.com/office/word/2010/wordprocessingDrawing" xmlns:wp="http://schemas.openxmlformats.org/drawingml/2006/wordprocessingDrawing" xmlns:w10="urn:schemas-microsoft-com:office:word" xmlns:w="http://schemas.openxmlformats.org/wordprocessingml/2006/main" xmlns:w14="http://schemas.microsoft.com/office/word/2010/wordml" xmlns:wpg="http://schemas.microsoft.com/office/word/2010/wordprocessingGroup" xmlns:wpi="http://schemas.microsoft.com/office/word/2010/wordprocessingInk" xmlns:wne="http://schemas.microsoft.com/office/word/2006/wordml" xmlns:wps="http://schemas.microsoft.com/office/word/2010/wordprocessingShape" xmlns:wpsCustomData="http://www.wps.cn/officeDocument/2013/wpsCustomData" mc:Ignorable="w14 wp14">
   <w:abstractNum w:abstractNumId="0">
-    <w:nsid w:val="305AE968"/>
+    <w:nsid w:val="12477159"/>
     <w:multiLevelType w:val="multilevel"/>
-    <w:tmpl w:val="305AE968"/>
+    <w:tmpl w:val="12477159"/>
     <w:lvl w:ilvl="0" w:tentative="0">
       <w:start w:val="1"/>
       <w:numFmt w:val="decimal"/>
@@ -10669,9 +11667,158 @@
     </w:lvl>
   </w:abstractNum>
   <w:abstractNum w:abstractNumId="1">
-    <w:nsid w:val="45306511"/>
+    <w:nsid w:val="3ABB8194"/>
     <w:multiLevelType w:val="multilevel"/>
-    <w:tmpl w:val="45306511"/>
+    <w:tmpl w:val="3ABB8194"/>
+    <w:lvl w:ilvl="0" w:tentative="0">
+      <w:start w:val="1"/>
+      <w:numFmt w:val="bullet"/>
+      <w:lvlText w:val=""/>
+      <w:lvlJc w:val="left"/>
+      <w:pPr>
+        <w:tabs>
+          <w:tab w:val="left" w:pos="720"/>
+        </w:tabs>
+        <w:ind w:left="720" w:hanging="360"/>
+      </w:pPr>
+      <w:rPr>
+        <w:rFonts w:ascii="Symbol" w:hAnsi="Symbol" w:cs="Symbol"/>
+        <w:sz w:val="20"/>
+      </w:rPr>
+    </w:lvl>
+    <w:lvl w:ilvl="1" w:tentative="0">
+      <w:start w:val="1"/>
+      <w:numFmt w:val="bullet"/>
+      <w:lvlText w:val="o"/>
+      <w:lvlJc w:val="left"/>
+      <w:pPr>
+        <w:tabs>
+          <w:tab w:val="left" w:pos="1440"/>
+        </w:tabs>
+        <w:ind w:left="1440" w:hanging="360"/>
+      </w:pPr>
+      <w:rPr>
+        <w:rFonts w:ascii="Courier New" w:hAnsi="Courier New" w:cs="Courier New"/>
+        <w:sz w:val="20"/>
+      </w:rPr>
+    </w:lvl>
+    <w:lvl w:ilvl="2" w:tentative="0">
+      <w:start w:val="1"/>
+      <w:numFmt w:val="bullet"/>
+      <w:lvlText w:val=""/>
+      <w:lvlJc w:val="left"/>
+      <w:pPr>
+        <w:tabs>
+          <w:tab w:val="left" w:pos="2160"/>
+        </w:tabs>
+        <w:ind w:left="2160" w:hanging="360"/>
+      </w:pPr>
+      <w:rPr>
+        <w:rFonts w:ascii="Wingdings" w:hAnsi="Wingdings" w:cs="Wingdings"/>
+        <w:sz w:val="20"/>
+      </w:rPr>
+    </w:lvl>
+    <w:lvl w:ilvl="3" w:tentative="0">
+      <w:start w:val="1"/>
+      <w:numFmt w:val="bullet"/>
+      <w:lvlText w:val=""/>
+      <w:lvlJc w:val="left"/>
+      <w:pPr>
+        <w:tabs>
+          <w:tab w:val="left" w:pos="2880"/>
+        </w:tabs>
+        <w:ind w:left="2880" w:hanging="360"/>
+      </w:pPr>
+      <w:rPr>
+        <w:rFonts w:hint="default" w:ascii="Wingdings" w:hAnsi="Wingdings" w:cs="Wingdings"/>
+        <w:sz w:val="20"/>
+      </w:rPr>
+    </w:lvl>
+    <w:lvl w:ilvl="4" w:tentative="0">
+      <w:start w:val="1"/>
+      <w:numFmt w:val="bullet"/>
+      <w:lvlText w:val=""/>
+      <w:lvlJc w:val="left"/>
+      <w:pPr>
+        <w:tabs>
+          <w:tab w:val="left" w:pos="3600"/>
+        </w:tabs>
+        <w:ind w:left="3600" w:hanging="360"/>
+      </w:pPr>
+      <w:rPr>
+        <w:rFonts w:hint="default" w:ascii="Wingdings" w:hAnsi="Wingdings" w:cs="Wingdings"/>
+        <w:sz w:val="20"/>
+      </w:rPr>
+    </w:lvl>
+    <w:lvl w:ilvl="5" w:tentative="0">
+      <w:start w:val="1"/>
+      <w:numFmt w:val="bullet"/>
+      <w:lvlText w:val=""/>
+      <w:lvlJc w:val="left"/>
+      <w:pPr>
+        <w:tabs>
+          <w:tab w:val="left" w:pos="4320"/>
+        </w:tabs>
+        <w:ind w:left="4320" w:hanging="360"/>
+      </w:pPr>
+      <w:rPr>
+        <w:rFonts w:hint="default" w:ascii="Wingdings" w:hAnsi="Wingdings" w:cs="Wingdings"/>
+        <w:sz w:val="20"/>
+      </w:rPr>
+    </w:lvl>
+    <w:lvl w:ilvl="6" w:tentative="0">
+      <w:start w:val="1"/>
+      <w:numFmt w:val="bullet"/>
+      <w:lvlText w:val=""/>
+      <w:lvlJc w:val="left"/>
+      <w:pPr>
+        <w:tabs>
+          <w:tab w:val="left" w:pos="5040"/>
+        </w:tabs>
+        <w:ind w:left="5040" w:hanging="360"/>
+      </w:pPr>
+      <w:rPr>
+        <w:rFonts w:hint="default" w:ascii="Wingdings" w:hAnsi="Wingdings" w:cs="Wingdings"/>
+        <w:sz w:val="20"/>
+      </w:rPr>
+    </w:lvl>
+    <w:lvl w:ilvl="7" w:tentative="0">
+      <w:start w:val="1"/>
+      <w:numFmt w:val="bullet"/>
+      <w:lvlText w:val=""/>
+      <w:lvlJc w:val="left"/>
+      <w:pPr>
+        <w:tabs>
+          <w:tab w:val="left" w:pos="5760"/>
+        </w:tabs>
+        <w:ind w:left="5760" w:hanging="360"/>
+      </w:pPr>
+      <w:rPr>
+        <w:rFonts w:hint="default" w:ascii="Wingdings" w:hAnsi="Wingdings" w:cs="Wingdings"/>
+        <w:sz w:val="20"/>
+      </w:rPr>
+    </w:lvl>
+    <w:lvl w:ilvl="8" w:tentative="0">
+      <w:start w:val="1"/>
+      <w:numFmt w:val="bullet"/>
+      <w:lvlText w:val=""/>
+      <w:lvlJc w:val="left"/>
+      <w:pPr>
+        <w:tabs>
+          <w:tab w:val="left" w:pos="6480"/>
+        </w:tabs>
+        <w:ind w:left="6480" w:hanging="360"/>
+      </w:pPr>
+      <w:rPr>
+        <w:rFonts w:hint="default" w:ascii="Wingdings" w:hAnsi="Wingdings" w:cs="Wingdings"/>
+        <w:sz w:val="20"/>
+      </w:rPr>
+    </w:lvl>
+  </w:abstractNum>
+  <w:abstractNum w:abstractNumId="2">
+    <w:nsid w:val="654E8621"/>
+    <w:multiLevelType w:val="multilevel"/>
+    <w:tmpl w:val="654E8621"/>
     <w:lvl w:ilvl="0" w:tentative="0">
       <w:start w:val="1"/>
       <w:numFmt w:val="bullet"/>
@@ -10817,163 +11964,14 @@
       </w:rPr>
     </w:lvl>
   </w:abstractNum>
-  <w:abstractNum w:abstractNumId="2">
-    <w:nsid w:val="7AF20779"/>
-    <w:multiLevelType w:val="multilevel"/>
-    <w:tmpl w:val="7AF20779"/>
-    <w:lvl w:ilvl="0" w:tentative="0">
-      <w:start w:val="1"/>
-      <w:numFmt w:val="bullet"/>
-      <w:lvlText w:val=""/>
-      <w:lvlJc w:val="left"/>
-      <w:pPr>
-        <w:tabs>
-          <w:tab w:val="left" w:pos="720"/>
-        </w:tabs>
-        <w:ind w:left="720" w:hanging="360"/>
-      </w:pPr>
-      <w:rPr>
-        <w:rFonts w:ascii="Symbol" w:hAnsi="Symbol" w:cs="Symbol"/>
-        <w:sz w:val="20"/>
-      </w:rPr>
-    </w:lvl>
-    <w:lvl w:ilvl="1" w:tentative="0">
-      <w:start w:val="1"/>
-      <w:numFmt w:val="bullet"/>
-      <w:lvlText w:val="o"/>
-      <w:lvlJc w:val="left"/>
-      <w:pPr>
-        <w:tabs>
-          <w:tab w:val="left" w:pos="1440"/>
-        </w:tabs>
-        <w:ind w:left="1440" w:hanging="360"/>
-      </w:pPr>
-      <w:rPr>
-        <w:rFonts w:ascii="Courier New" w:hAnsi="Courier New" w:cs="Courier New"/>
-        <w:sz w:val="20"/>
-      </w:rPr>
-    </w:lvl>
-    <w:lvl w:ilvl="2" w:tentative="0">
-      <w:start w:val="1"/>
-      <w:numFmt w:val="bullet"/>
-      <w:lvlText w:val=""/>
-      <w:lvlJc w:val="left"/>
-      <w:pPr>
-        <w:tabs>
-          <w:tab w:val="left" w:pos="2160"/>
-        </w:tabs>
-        <w:ind w:left="2160" w:hanging="360"/>
-      </w:pPr>
-      <w:rPr>
-        <w:rFonts w:ascii="Wingdings" w:hAnsi="Wingdings" w:cs="Wingdings"/>
-        <w:sz w:val="20"/>
-      </w:rPr>
-    </w:lvl>
-    <w:lvl w:ilvl="3" w:tentative="0">
-      <w:start w:val="1"/>
-      <w:numFmt w:val="bullet"/>
-      <w:lvlText w:val=""/>
-      <w:lvlJc w:val="left"/>
-      <w:pPr>
-        <w:tabs>
-          <w:tab w:val="left" w:pos="2880"/>
-        </w:tabs>
-        <w:ind w:left="2880" w:hanging="360"/>
-      </w:pPr>
-      <w:rPr>
-        <w:rFonts w:hint="default" w:ascii="Wingdings" w:hAnsi="Wingdings" w:cs="Wingdings"/>
-        <w:sz w:val="20"/>
-      </w:rPr>
-    </w:lvl>
-    <w:lvl w:ilvl="4" w:tentative="0">
-      <w:start w:val="1"/>
-      <w:numFmt w:val="bullet"/>
-      <w:lvlText w:val=""/>
-      <w:lvlJc w:val="left"/>
-      <w:pPr>
-        <w:tabs>
-          <w:tab w:val="left" w:pos="3600"/>
-        </w:tabs>
-        <w:ind w:left="3600" w:hanging="360"/>
-      </w:pPr>
-      <w:rPr>
-        <w:rFonts w:hint="default" w:ascii="Wingdings" w:hAnsi="Wingdings" w:cs="Wingdings"/>
-        <w:sz w:val="20"/>
-      </w:rPr>
-    </w:lvl>
-    <w:lvl w:ilvl="5" w:tentative="0">
-      <w:start w:val="1"/>
-      <w:numFmt w:val="bullet"/>
-      <w:lvlText w:val=""/>
-      <w:lvlJc w:val="left"/>
-      <w:pPr>
-        <w:tabs>
-          <w:tab w:val="left" w:pos="4320"/>
-        </w:tabs>
-        <w:ind w:left="4320" w:hanging="360"/>
-      </w:pPr>
-      <w:rPr>
-        <w:rFonts w:hint="default" w:ascii="Wingdings" w:hAnsi="Wingdings" w:cs="Wingdings"/>
-        <w:sz w:val="20"/>
-      </w:rPr>
-    </w:lvl>
-    <w:lvl w:ilvl="6" w:tentative="0">
-      <w:start w:val="1"/>
-      <w:numFmt w:val="bullet"/>
-      <w:lvlText w:val=""/>
-      <w:lvlJc w:val="left"/>
-      <w:pPr>
-        <w:tabs>
-          <w:tab w:val="left" w:pos="5040"/>
-        </w:tabs>
-        <w:ind w:left="5040" w:hanging="360"/>
-      </w:pPr>
-      <w:rPr>
-        <w:rFonts w:hint="default" w:ascii="Wingdings" w:hAnsi="Wingdings" w:cs="Wingdings"/>
-        <w:sz w:val="20"/>
-      </w:rPr>
-    </w:lvl>
-    <w:lvl w:ilvl="7" w:tentative="0">
-      <w:start w:val="1"/>
-      <w:numFmt w:val="bullet"/>
-      <w:lvlText w:val=""/>
-      <w:lvlJc w:val="left"/>
-      <w:pPr>
-        <w:tabs>
-          <w:tab w:val="left" w:pos="5760"/>
-        </w:tabs>
-        <w:ind w:left="5760" w:hanging="360"/>
-      </w:pPr>
-      <w:rPr>
-        <w:rFonts w:hint="default" w:ascii="Wingdings" w:hAnsi="Wingdings" w:cs="Wingdings"/>
-        <w:sz w:val="20"/>
-      </w:rPr>
-    </w:lvl>
-    <w:lvl w:ilvl="8" w:tentative="0">
-      <w:start w:val="1"/>
-      <w:numFmt w:val="bullet"/>
-      <w:lvlText w:val=""/>
-      <w:lvlJc w:val="left"/>
-      <w:pPr>
-        <w:tabs>
-          <w:tab w:val="left" w:pos="6480"/>
-        </w:tabs>
-        <w:ind w:left="6480" w:hanging="360"/>
-      </w:pPr>
-      <w:rPr>
-        <w:rFonts w:hint="default" w:ascii="Wingdings" w:hAnsi="Wingdings" w:cs="Wingdings"/>
-        <w:sz w:val="20"/>
-      </w:rPr>
-    </w:lvl>
-  </w:abstractNum>
   <w:num w:numId="1">
-    <w:abstractNumId w:val="2"/>
+    <w:abstractNumId w:val="1"/>
   </w:num>
   <w:num w:numId="2">
     <w:abstractNumId w:val="0"/>
   </w:num>
   <w:num w:numId="3">
-    <w:abstractNumId w:val="1"/>
+    <w:abstractNumId w:val="2"/>
   </w:num>
 </w:numbering>
 </file>
